--- a/ADC2026_Summary_v2.docx
+++ b/ADC2026_Summary_v2.docx
@@ -867,7 +867,7 @@
           <w:sz w:val="22"/>
           <w:szCs w:val="22"/>
         </w:rPr>
-        <w:t xml:space="preserve">Claude Vision AI extracts handwritten vote totals in seconds with confidence scoring and human review flagging</w:t>
+        <w:t xml:space="preserve">Machine learning models use computer vision and optical character recognition (OCR) to extract handwritten vote totals in seconds, with confidence scoring and human review flagging</w:t>
       </w:r>
     </w:p>
     <w:p>
@@ -973,7 +973,7 @@
           <w:sz w:val="22"/>
           <w:szCs w:val="22"/>
         </w:rPr>
-        <w:t xml:space="preserve">CCIJ's 169,328 digitized forms provide an existing evidence base; Claude Vision scales extraction nationally</w:t>
+        <w:t xml:space="preserve">CCIJ's 169,328 digitized forms provide an existing evidence base; deep learning inference scales extraction nationally at low cost per form</w:t>
       </w:r>
     </w:p>
     <w:p>
